--- a/Group_report_analysis_Dream_Car_Rental.docx
+++ b/Group_report_analysis_Dream_Car_Rental.docx
@@ -706,7 +706,6 @@
         </w:rPr>
         <w:t>Semester: 1</w:t>
       </w:r>
-      <w:proofErr w:type="spellStart"/>
       <w:r>
         <w:rPr>
           <w:b/>
@@ -731,7 +730,6 @@
         </w:rPr>
         <w:t>t</w:t>
       </w:r>
-      <w:proofErr w:type="spellEnd"/>
     </w:p>
     <w:p>
       <w:pPr>
@@ -2605,7 +2603,7 @@
                 <w:noProof/>
               </w:rPr>
               <w:drawing>
-                <wp:anchor distT="0" distB="0" distL="114300" distR="114300" simplePos="0" relativeHeight="251662336" behindDoc="0" locked="0" layoutInCell="1" allowOverlap="1" wp14:anchorId="7386487B" wp14:editId="761CBDCC">
+                <wp:anchor distT="0" distB="0" distL="114300" distR="114300" simplePos="0" relativeHeight="251662336" behindDoc="0" locked="0" layoutInCell="1" allowOverlap="1" wp14:anchorId="7386487B" wp14:editId="2C4A4821">
                   <wp:simplePos x="0" y="0"/>
                   <wp:positionH relativeFrom="column">
                     <wp:posOffset>417830</wp:posOffset>
@@ -3377,7 +3375,7 @@
                 <w14:ligatures w14:val="standardContextual"/>
               </w:rPr>
               <w:drawing>
-                <wp:anchor distT="0" distB="0" distL="114300" distR="114300" simplePos="0" relativeHeight="251667456" behindDoc="0" locked="0" layoutInCell="1" allowOverlap="1" wp14:anchorId="4FF38AE4" wp14:editId="59503C0E">
+                <wp:anchor distT="0" distB="0" distL="114300" distR="114300" simplePos="0" relativeHeight="251667456" behindDoc="0" locked="0" layoutInCell="1" allowOverlap="1" wp14:anchorId="4FF38AE4" wp14:editId="7C0022F7">
                   <wp:simplePos x="0" y="0"/>
                   <wp:positionH relativeFrom="column">
                     <wp:posOffset>199390</wp:posOffset>
@@ -3629,7 +3627,7 @@
                 <w14:ligatures w14:val="standardContextual"/>
               </w:rPr>
               <w:drawing>
-                <wp:anchor distT="0" distB="0" distL="114300" distR="114300" simplePos="0" relativeHeight="251668480" behindDoc="0" locked="0" layoutInCell="1" allowOverlap="1" wp14:anchorId="418CAC36" wp14:editId="5303F163">
+                <wp:anchor distT="0" distB="0" distL="114300" distR="114300" simplePos="0" relativeHeight="251668480" behindDoc="0" locked="0" layoutInCell="1" allowOverlap="1" wp14:anchorId="418CAC36" wp14:editId="48262FAF">
                   <wp:simplePos x="0" y="0"/>
                   <wp:positionH relativeFrom="column">
                     <wp:posOffset>425450</wp:posOffset>
@@ -3755,7 +3753,7 @@
                 <w14:ligatures w14:val="standardContextual"/>
               </w:rPr>
               <w:drawing>
-                <wp:anchor distT="0" distB="0" distL="114300" distR="114300" simplePos="0" relativeHeight="251669504" behindDoc="0" locked="0" layoutInCell="1" allowOverlap="1" wp14:anchorId="0C2BD5F1" wp14:editId="6AE7A077">
+                <wp:anchor distT="0" distB="0" distL="114300" distR="114300" simplePos="0" relativeHeight="251669504" behindDoc="0" locked="0" layoutInCell="1" allowOverlap="1" wp14:anchorId="0C2BD5F1" wp14:editId="2A84EA88">
                   <wp:simplePos x="0" y="0"/>
                   <wp:positionH relativeFrom="column">
                     <wp:posOffset>440055</wp:posOffset>
@@ -3875,7 +3873,7 @@
                 <w14:ligatures w14:val="standardContextual"/>
               </w:rPr>
               <w:drawing>
-                <wp:anchor distT="0" distB="0" distL="114300" distR="114300" simplePos="0" relativeHeight="251670528" behindDoc="0" locked="0" layoutInCell="1" allowOverlap="1" wp14:anchorId="08136499" wp14:editId="7B32E77D">
+                <wp:anchor distT="0" distB="0" distL="114300" distR="114300" simplePos="0" relativeHeight="251670528" behindDoc="0" locked="0" layoutInCell="1" allowOverlap="1" wp14:anchorId="08136499" wp14:editId="1F16032F">
                   <wp:simplePos x="0" y="0"/>
                   <wp:positionH relativeFrom="column">
                     <wp:posOffset>416560</wp:posOffset>
@@ -4532,7 +4530,7 @@
                 <w14:ligatures w14:val="standardContextual"/>
               </w:rPr>
               <w:drawing>
-                <wp:anchor distT="0" distB="0" distL="114300" distR="114300" simplePos="0" relativeHeight="251675648" behindDoc="0" locked="0" layoutInCell="1" allowOverlap="1" wp14:anchorId="20085531" wp14:editId="3867A508">
+                <wp:anchor distT="0" distB="0" distL="114300" distR="114300" simplePos="0" relativeHeight="251675648" behindDoc="0" locked="0" layoutInCell="1" allowOverlap="1" wp14:anchorId="20085531" wp14:editId="3EA6C666">
                   <wp:simplePos x="0" y="0"/>
                   <wp:positionH relativeFrom="column">
                     <wp:posOffset>502920</wp:posOffset>
@@ -5520,25 +5518,7 @@
           <w:szCs w:val="24"/>
           <w:lang w:val="en-GB"/>
         </w:rPr>
-        <w:t xml:space="preserve">The Calculation sheet is used to perform different calculations based on the raw data. In this sheet, formulas are applied to calculate the monthly income generated from the rented cars. It also calculates the average income, which helps in </w:t>
-      </w:r>
-      <w:proofErr w:type="spellStart"/>
-      <w:r>
-        <w:rPr>
-          <w:sz w:val="24"/>
-          <w:szCs w:val="24"/>
-          <w:lang w:val="en-GB"/>
-        </w:rPr>
-        <w:t>analyzing</w:t>
-      </w:r>
-      <w:proofErr w:type="spellEnd"/>
-      <w:r>
-        <w:rPr>
-          <w:sz w:val="24"/>
-          <w:szCs w:val="24"/>
-          <w:lang w:val="en-GB"/>
-        </w:rPr>
-        <w:t xml:space="preserve"> the overall performance of the car rental service. This sheet ensures accurate and automatic calculations.</w:t>
+        <w:t>The Calculation sheet is used to perform different calculations based on the raw data. In this sheet, formulas are applied to calculate the monthly income generated from the rented cars. It also calculates the average income, which helps in analyzing the overall performance of the car rental service. This sheet ensures accurate and automatic calculations.</w:t>
       </w:r>
     </w:p>
     <w:p>
@@ -5799,17 +5779,177 @@
           <w:u w:val="single"/>
         </w:rPr>
       </w:pPr>
-      <w:r>
+      <w:hyperlink r:id="rId29" w:history="1">
+        <w:r>
+          <w:rPr>
+            <w:rStyle w:val="Hyperlink"/>
+            <w:sz w:val="24"/>
+            <w:szCs w:val="24"/>
+          </w:rPr>
+          <w:t>https://abdullahsheikh6471468-byte.github.io/groupno-3-car-rental-service/</w:t>
+        </w:r>
+      </w:hyperlink>
+    </w:p>
+    <w:p>
+      <w:pPr>
+        <w:jc w:val="center"/>
         <w:rPr>
           <w:sz w:val="24"/>
           <w:szCs w:val="24"/>
           <w:u w:val="single"/>
         </w:rPr>
-        <w:t>https://abdullahsheikh6471468-byte.github.io/groupno-3-car-rental-service/</w:t>
+      </w:pPr>
+    </w:p>
+    <w:p>
+      <w:pPr>
+        <w:rPr>
+          <w:b/>
+          <w:bCs/>
+          <w:sz w:val="32"/>
+          <w:szCs w:val="32"/>
+        </w:rPr>
+      </w:pPr>
+      <w:r>
+        <w:rPr>
+          <w:b/>
+          <w:bCs/>
+          <w:sz w:val="32"/>
+          <w:szCs w:val="32"/>
+        </w:rPr>
+        <w:t>GitHub link:</w:t>
+      </w:r>
+    </w:p>
+    <w:p>
+      <w:pPr>
+        <w:rPr>
+          <w:sz w:val="32"/>
+          <w:szCs w:val="32"/>
+        </w:rPr>
+      </w:pPr>
+    </w:p>
+    <w:p>
+      <w:pPr>
+        <w:jc w:val="center"/>
+        <w:rPr>
+          <w:sz w:val="24"/>
+          <w:szCs w:val="24"/>
+        </w:rPr>
+      </w:pPr>
+      <w:hyperlink r:id="rId30" w:history="1">
+        <w:r>
+          <w:rPr>
+            <w:rStyle w:val="Hyperlink"/>
+            <w:sz w:val="24"/>
+            <w:szCs w:val="24"/>
+          </w:rPr>
+          <w:t>https://github.com/abdullahsheikh6471468-byte/groupno-3-car-rental-service.git</w:t>
+        </w:r>
+      </w:hyperlink>
+    </w:p>
+    <w:p>
+      <w:pPr>
+        <w:jc w:val="center"/>
+        <w:rPr>
+          <w:sz w:val="24"/>
+          <w:szCs w:val="24"/>
+        </w:rPr>
+      </w:pPr>
+    </w:p>
+    <w:p>
+      <w:pPr>
+        <w:jc w:val="center"/>
+        <w:rPr>
+          <w:sz w:val="24"/>
+          <w:szCs w:val="24"/>
+          <w:u w:val="single"/>
+        </w:rPr>
+      </w:pPr>
+    </w:p>
+    <w:p>
+      <w:pPr>
+        <w:rPr>
+          <w:b/>
+          <w:bCs/>
+          <w:sz w:val="32"/>
+          <w:szCs w:val="32"/>
+        </w:rPr>
+      </w:pPr>
+      <w:r>
+        <w:rPr>
+          <w:b/>
+          <w:bCs/>
+          <w:sz w:val="32"/>
+          <w:szCs w:val="32"/>
+        </w:rPr>
+        <w:t>LinkedIn post:</w:t>
+      </w:r>
+    </w:p>
+    <w:p>
+      <w:pPr>
+        <w:rPr>
+          <w:b/>
+          <w:bCs/>
+          <w:sz w:val="32"/>
+          <w:szCs w:val="32"/>
+        </w:rPr>
+      </w:pPr>
+    </w:p>
+    <w:p>
+      <w:pPr>
+        <w:jc w:val="center"/>
+        <w:rPr>
+          <w:b/>
+          <w:bCs/>
+          <w:sz w:val="32"/>
+          <w:szCs w:val="32"/>
+        </w:rPr>
+      </w:pPr>
+      <w:r>
+        <w:rPr>
+          <w:b/>
+          <w:bCs/>
+          <w:sz w:val="32"/>
+          <w:szCs w:val="32"/>
+        </w:rPr>
+        <w:drawing>
+          <wp:inline distT="0" distB="0" distL="0" distR="0" wp14:anchorId="2F1D3F68" wp14:editId="101632C7">
+            <wp:extent cx="2654436" cy="5207268"/>
+            <wp:effectExtent l="0" t="0" r="0" b="0"/>
+            <wp:docPr id="482103122" name="Picture 1"/>
+            <wp:cNvGraphicFramePr>
+              <a:graphicFrameLocks xmlns:a="http://schemas.openxmlformats.org/drawingml/2006/main" noChangeAspect="1"/>
+            </wp:cNvGraphicFramePr>
+            <a:graphic xmlns:a="http://schemas.openxmlformats.org/drawingml/2006/main">
+              <a:graphicData uri="http://schemas.openxmlformats.org/drawingml/2006/picture">
+                <pic:pic xmlns:pic="http://schemas.openxmlformats.org/drawingml/2006/picture">
+                  <pic:nvPicPr>
+                    <pic:cNvPr id="482103122" name=""/>
+                    <pic:cNvPicPr/>
+                  </pic:nvPicPr>
+                  <pic:blipFill>
+                    <a:blip r:embed="rId31"/>
+                    <a:stretch>
+                      <a:fillRect/>
+                    </a:stretch>
+                  </pic:blipFill>
+                  <pic:spPr>
+                    <a:xfrm>
+                      <a:off x="0" y="0"/>
+                      <a:ext cx="2654436" cy="5207268"/>
+                    </a:xfrm>
+                    <a:prstGeom prst="rect">
+                      <a:avLst/>
+                    </a:prstGeom>
+                  </pic:spPr>
+                </pic:pic>
+              </a:graphicData>
+            </a:graphic>
+          </wp:inline>
+        </w:drawing>
       </w:r>
     </w:p>
     <w:sectPr>
-      <w:footerReference w:type="default" r:id="rId29"/>
+      <w:footerReference w:type="default" r:id="rId32"/>
       <w:pgSz w:w="12240" w:h="15840"/>
       <w:pgMar w:top="1440" w:right="1440" w:bottom="1440" w:left="1440" w:header="720" w:footer="720" w:gutter="0"/>
       <w:cols w:space="720"/>
@@ -7304,6 +7444,29 @@
       </w:tblBorders>
     </w:tblPr>
   </w:style>
+  <w:style w:type="character" w:styleId="Hyperlink">
+    <w:name w:val="Hyperlink"/>
+    <w:basedOn w:val="DefaultParagraphFont"/>
+    <w:uiPriority w:val="99"/>
+    <w:unhideWhenUsed/>
+    <w:rsid w:val="000C3F32"/>
+    <w:rPr>
+      <w:color w:val="0563C1" w:themeColor="hyperlink"/>
+      <w:u w:val="single"/>
+    </w:rPr>
+  </w:style>
+  <w:style w:type="character" w:styleId="UnresolvedMention">
+    <w:name w:val="Unresolved Mention"/>
+    <w:basedOn w:val="DefaultParagraphFont"/>
+    <w:uiPriority w:val="99"/>
+    <w:semiHidden/>
+    <w:unhideWhenUsed/>
+    <w:rsid w:val="000C3F32"/>
+    <w:rPr>
+      <w:color w:val="605E5C"/>
+      <w:shd w:val="clear" w:color="auto" w:fill="E1DFDD"/>
+    </w:rPr>
+  </w:style>
 </w:styles>
 </file>
 
